--- a/06-学生侧材料/讲义/2026-06-23-高等有机机理.docx
+++ b/06-学生侧材料/讲义/2026-06-23-高等有机机理.docx
@@ -2,7 +2,7 @@
 <file path=word/document.xml><?xml version="1.0" encoding="utf-8"?>
 <w:document xmlns:w="http://schemas.openxmlformats.org/wordprocessingml/2006/main" xmlns:m="http://schemas.openxmlformats.org/officeDocument/2006/math" xmlns:r="http://schemas.openxmlformats.org/officeDocument/2006/relationships" xmlns:o="urn:schemas-microsoft-com:office:office" xmlns:v="urn:schemas-microsoft-com:vml" xmlns:w10="urn:schemas-microsoft-com:office:word" xmlns:a="http://schemas.openxmlformats.org/drawingml/2006/main" xmlns:pic="http://schemas.openxmlformats.org/drawingml/2006/picture" xmlns:wp="http://schemas.openxmlformats.org/drawingml/2006/wordprocessingDrawing">
   <w:body>
-    <w:bookmarkStart w:id="46" w:name="第4-1讲高等有机机理冲刺班"/>
+    <w:bookmarkStart w:id="49" w:name="第4-1讲高等有机机理冲刺班"/>
     <w:p>
       <w:pPr>
         <w:pStyle w:val="Heading1"/>
@@ -401,7 +401,7 @@
           <w:p>
             <w:pPr>
               <w:pStyle w:val="Compact"/>
-              <w:jc w:val="left"/>
+              <w:jc w:val="center"/>
             </w:pPr>
             <w:r>
               <w:rPr>
@@ -417,7 +417,7 @@
           <w:p>
             <w:pPr>
               <w:pStyle w:val="Compact"/>
-              <w:jc w:val="left"/>
+              <w:jc w:val="center"/>
             </w:pPr>
             <w:r>
               <w:rPr>
@@ -433,7 +433,7 @@
           <w:p>
             <w:pPr>
               <w:pStyle w:val="Compact"/>
-              <w:jc w:val="left"/>
+              <w:jc w:val="center"/>
             </w:pPr>
             <w:r>
               <w:rPr>
@@ -451,7 +451,7 @@
           <w:p>
             <w:pPr>
               <w:pStyle w:val="Compact"/>
-              <w:jc w:val="left"/>
+              <w:jc w:val="center"/>
             </w:pPr>
             <w:r>
               <w:rPr>
@@ -468,7 +468,7 @@
           <w:p>
             <w:pPr>
               <w:pStyle w:val="Compact"/>
-              <w:jc w:val="left"/>
+              <w:jc w:val="center"/>
             </w:pPr>
             <w:r>
               <w:rPr>
@@ -483,7 +483,7 @@
           <w:p>
             <w:pPr>
               <w:pStyle w:val="Compact"/>
-              <w:jc w:val="left"/>
+              <w:jc w:val="center"/>
             </w:pPr>
             <w:r>
               <w:rPr>
@@ -500,7 +500,7 @@
           <w:p>
             <w:pPr>
               <w:pStyle w:val="Compact"/>
-              <w:jc w:val="left"/>
+              <w:jc w:val="center"/>
             </w:pPr>
             <w:r>
               <w:rPr>
@@ -517,7 +517,7 @@
           <w:p>
             <w:pPr>
               <w:pStyle w:val="Compact"/>
-              <w:jc w:val="left"/>
+              <w:jc w:val="center"/>
             </w:pPr>
             <w:r>
               <w:rPr>
@@ -532,7 +532,7 @@
           <w:p>
             <w:pPr>
               <w:pStyle w:val="Compact"/>
-              <w:jc w:val="left"/>
+              <w:jc w:val="center"/>
             </w:pPr>
             <w:r>
               <w:rPr>
@@ -549,7 +549,7 @@
           <w:p>
             <w:pPr>
               <w:pStyle w:val="Compact"/>
-              <w:jc w:val="left"/>
+              <w:jc w:val="center"/>
             </w:pPr>
             <w:r>
               <w:rPr>
@@ -566,7 +566,7 @@
           <w:p>
             <w:pPr>
               <w:pStyle w:val="Compact"/>
-              <w:jc w:val="left"/>
+              <w:jc w:val="center"/>
             </w:pPr>
             <w:r>
               <w:rPr>
@@ -581,7 +581,7 @@
           <w:p>
             <w:pPr>
               <w:pStyle w:val="Compact"/>
-              <w:jc w:val="left"/>
+              <w:jc w:val="center"/>
             </w:pPr>
             <w:r>
               <w:rPr>
@@ -622,7 +622,7 @@
           <w:p>
             <w:pPr>
               <w:pStyle w:val="Compact"/>
-              <w:jc w:val="left"/>
+              <w:jc w:val="center"/>
             </w:pPr>
             <w:r>
               <w:rPr>
@@ -639,7 +639,7 @@
           <w:p>
             <w:pPr>
               <w:pStyle w:val="Compact"/>
-              <w:jc w:val="left"/>
+              <w:jc w:val="center"/>
             </w:pPr>
             <w:r>
               <w:rPr>
@@ -654,7 +654,7 @@
           <w:p>
             <w:pPr>
               <w:pStyle w:val="Compact"/>
-              <w:jc w:val="left"/>
+              <w:jc w:val="center"/>
             </w:pPr>
             <w:r>
               <w:rPr>
@@ -671,7 +671,7 @@
           <w:p>
             <w:pPr>
               <w:pStyle w:val="Compact"/>
-              <w:jc w:val="left"/>
+              <w:jc w:val="center"/>
             </w:pPr>
             <w:r>
               <w:rPr>
@@ -688,7 +688,7 @@
           <w:p>
             <w:pPr>
               <w:pStyle w:val="Compact"/>
-              <w:jc w:val="left"/>
+              <w:jc w:val="center"/>
             </w:pPr>
             <w:r>
               <w:rPr>
@@ -703,7 +703,7 @@
           <w:p>
             <w:pPr>
               <w:pStyle w:val="Compact"/>
-              <w:jc w:val="left"/>
+              <w:jc w:val="center"/>
             </w:pPr>
             <w:r>
               <w:rPr>
@@ -1365,7 +1365,7 @@
           <w:p>
             <w:pPr>
               <w:pStyle w:val="Compact"/>
-              <w:jc w:val="left"/>
+              <w:jc w:val="center"/>
             </w:pPr>
             <w:r>
               <w:rPr>
@@ -1447,7 +1447,7 @@
           <w:p>
             <w:pPr>
               <w:pStyle w:val="Compact"/>
-              <w:jc w:val="left"/>
+              <w:jc w:val="center"/>
             </w:pPr>
             <w:r>
               <w:rPr>
@@ -1524,7 +1524,7 @@
           <w:p>
             <w:pPr>
               <w:pStyle w:val="Compact"/>
-              <w:jc w:val="left"/>
+              <w:jc w:val="center"/>
             </w:pPr>
             <w:r>
               <w:rPr>
@@ -1601,7 +1601,7 @@
           <w:p>
             <w:pPr>
               <w:pStyle w:val="Compact"/>
-              <w:jc w:val="left"/>
+              <w:jc w:val="center"/>
             </w:pPr>
             <w:r>
               <w:rPr>
@@ -1678,7 +1678,7 @@
           <w:p>
             <w:pPr>
               <w:pStyle w:val="Compact"/>
-              <w:jc w:val="left"/>
+              <w:jc w:val="center"/>
             </w:pPr>
             <w:r>
               <w:rPr>
@@ -1755,7 +1755,7 @@
           <w:p>
             <w:pPr>
               <w:pStyle w:val="Compact"/>
-              <w:jc w:val="left"/>
+              <w:jc w:val="center"/>
             </w:pPr>
             <w:r>
               <w:rPr>
@@ -1832,7 +1832,7 @@
           <w:p>
             <w:pPr>
               <w:pStyle w:val="Compact"/>
-              <w:jc w:val="left"/>
+              <w:jc w:val="center"/>
             </w:pPr>
             <w:r>
               <w:rPr>
@@ -1909,7 +1909,7 @@
           <w:p>
             <w:pPr>
               <w:pStyle w:val="Compact"/>
-              <w:jc w:val="left"/>
+              <w:jc w:val="center"/>
             </w:pPr>
             <w:r>
               <w:rPr>
@@ -2204,7 +2204,7 @@
           <w:p>
             <w:pPr>
               <w:pStyle w:val="Compact"/>
-              <w:jc w:val="left"/>
+              <w:jc w:val="center"/>
             </w:pPr>
             <w:r>
               <w:rPr>
@@ -2255,7 +2255,7 @@
           <w:p>
             <w:pPr>
               <w:pStyle w:val="Compact"/>
-              <w:jc w:val="left"/>
+              <w:jc w:val="center"/>
             </w:pPr>
             <w:r>
               <w:rPr>
@@ -2336,7 +2336,7 @@
           <w:p>
             <w:pPr>
               <w:pStyle w:val="Compact"/>
-              <w:jc w:val="left"/>
+              <w:jc w:val="center"/>
             </w:pPr>
             <w:r>
               <w:rPr>
@@ -2385,7 +2385,7 @@
           <w:p>
             <w:pPr>
               <w:pStyle w:val="Compact"/>
-              <w:jc w:val="left"/>
+              <w:jc w:val="center"/>
             </w:pPr>
             <w:r>
               <w:rPr>
@@ -2470,7 +2470,7 @@
           <w:p>
             <w:pPr>
               <w:pStyle w:val="Compact"/>
-              <w:jc w:val="left"/>
+              <w:jc w:val="center"/>
             </w:pPr>
             <w:r>
               <w:rPr>
@@ -2517,7 +2517,7 @@
           <w:p>
             <w:pPr>
               <w:pStyle w:val="Compact"/>
-              <w:jc w:val="left"/>
+              <w:jc w:val="center"/>
             </w:pPr>
             <w:r>
               <w:rPr>
@@ -3120,7 +3120,7 @@
           <w:p>
             <w:pPr>
               <w:pStyle w:val="Compact"/>
-              <w:jc w:val="left"/>
+              <w:jc w:val="center"/>
             </w:pPr>
             <w:r>
               <w:rPr>
@@ -3159,7 +3159,7 @@
           <w:p>
             <w:pPr>
               <w:pStyle w:val="Compact"/>
-              <w:jc w:val="left"/>
+              <w:jc w:val="center"/>
             </w:pPr>
             <w:r>
               <w:rPr>
@@ -3193,7 +3193,7 @@
           <w:p>
             <w:pPr>
               <w:pStyle w:val="Compact"/>
-              <w:jc w:val="left"/>
+              <w:jc w:val="center"/>
             </w:pPr>
             <w:r>
               <w:rPr>
@@ -3239,7 +3239,7 @@
           <w:p>
             <w:pPr>
               <w:pStyle w:val="Compact"/>
-              <w:jc w:val="left"/>
+              <w:jc w:val="center"/>
             </w:pPr>
             <w:r>
               <w:rPr>
@@ -3319,7 +3319,7 @@
           <w:p>
             <w:pPr>
               <w:pStyle w:val="Compact"/>
-              <w:jc w:val="left"/>
+              <w:jc w:val="center"/>
             </w:pPr>
             <w:r>
               <w:rPr>
@@ -3367,7 +3367,7 @@
           <w:p>
             <w:pPr>
               <w:pStyle w:val="Compact"/>
-              <w:jc w:val="left"/>
+              <w:jc w:val="center"/>
             </w:pPr>
             <w:r>
               <w:rPr>
@@ -3399,7 +3399,7 @@
           <w:p>
             <w:pPr>
               <w:pStyle w:val="Compact"/>
-              <w:jc w:val="left"/>
+              <w:jc w:val="center"/>
             </w:pPr>
             <w:r>
               <w:rPr>
@@ -3439,7 +3439,7 @@
           <w:p>
             <w:pPr>
               <w:pStyle w:val="Compact"/>
-              <w:jc w:val="left"/>
+              <w:jc w:val="center"/>
             </w:pPr>
             <w:r>
               <w:rPr>
@@ -3531,7 +3531,7 @@
           <w:p>
             <w:pPr>
               <w:pStyle w:val="Compact"/>
-              <w:jc w:val="left"/>
+              <w:jc w:val="center"/>
             </w:pPr>
             <w:r>
               <w:rPr>
@@ -3571,7 +3571,7 @@
           <w:p>
             <w:pPr>
               <w:pStyle w:val="Compact"/>
-              <w:jc w:val="left"/>
+              <w:jc w:val="center"/>
             </w:pPr>
             <w:r>
               <w:rPr>
@@ -3621,7 +3621,7 @@
           <w:p>
             <w:pPr>
               <w:pStyle w:val="Compact"/>
-              <w:jc w:val="left"/>
+              <w:jc w:val="center"/>
             </w:pPr>
             <w:r>
               <w:rPr>
@@ -3667,7 +3667,7 @@
           <w:p>
             <w:pPr>
               <w:pStyle w:val="Compact"/>
-              <w:jc w:val="left"/>
+              <w:jc w:val="center"/>
             </w:pPr>
             <w:r>
               <w:rPr>
@@ -4410,7 +4410,7 @@
           <w:p>
             <w:pPr>
               <w:pStyle w:val="Compact"/>
-              <w:jc w:val="left"/>
+              <w:jc w:val="center"/>
             </w:pPr>
             <w:r>
               <w:rPr>
@@ -4426,7 +4426,7 @@
           <w:p>
             <w:pPr>
               <w:pStyle w:val="Compact"/>
-              <w:jc w:val="left"/>
+              <w:jc w:val="center"/>
             </w:pPr>
             <w:r>
               <w:rPr>
@@ -4444,7 +4444,7 @@
           <w:p>
             <w:pPr>
               <w:pStyle w:val="Compact"/>
-              <w:jc w:val="left"/>
+              <w:jc w:val="center"/>
             </w:pPr>
             <w:r>
               <w:rPr>
@@ -4489,7 +4489,7 @@
           <w:p>
             <w:pPr>
               <w:pStyle w:val="Compact"/>
-              <w:jc w:val="left"/>
+              <w:jc w:val="center"/>
             </w:pPr>
             <w:r>
               <w:rPr>
@@ -4572,7 +4572,7 @@
           <w:p>
             <w:pPr>
               <w:pStyle w:val="Compact"/>
-              <w:jc w:val="left"/>
+              <w:jc w:val="center"/>
             </w:pPr>
             <w:r>
               <w:rPr>
@@ -4587,7 +4587,7 @@
           <w:p>
             <w:pPr>
               <w:pStyle w:val="Compact"/>
-              <w:jc w:val="left"/>
+              <w:jc w:val="center"/>
             </w:pPr>
             <w:r>
               <w:rPr>
@@ -6994,7 +6994,7 @@
     </w:p>
     <w:bookmarkEnd w:id="21"/>
     <w:bookmarkEnd w:id="22"/>
-    <w:bookmarkStart w:id="26" w:name="四活性中间体深度对比"/>
+    <w:bookmarkStart w:id="29" w:name="四活性中间体深度对比"/>
     <w:p>
       <w:pPr>
         <w:pStyle w:val="Heading2"/>
@@ -7060,7 +7060,7 @@
           <w:p>
             <w:pPr>
               <w:pStyle w:val="Compact"/>
-              <w:jc w:val="left"/>
+              <w:jc w:val="center"/>
             </w:pPr>
             <w:r>
               <w:rPr>
@@ -7076,7 +7076,7 @@
           <w:p>
             <w:pPr>
               <w:pStyle w:val="Compact"/>
-              <w:jc w:val="left"/>
+              <w:jc w:val="center"/>
             </w:pPr>
             <w:r>
               <w:rPr>
@@ -7108,7 +7108,7 @@
           <w:p>
             <w:pPr>
               <w:pStyle w:val="Compact"/>
-              <w:jc w:val="left"/>
+              <w:jc w:val="center"/>
             </w:pPr>
             <w:r>
               <w:rPr>
@@ -7143,7 +7143,7 @@
           <w:p>
             <w:pPr>
               <w:pStyle w:val="Compact"/>
-              <w:jc w:val="left"/>
+              <w:jc w:val="center"/>
             </w:pPr>
             <w:r>
               <w:rPr>
@@ -7176,7 +7176,7 @@
           <w:p>
             <w:pPr>
               <w:pStyle w:val="Compact"/>
-              <w:jc w:val="left"/>
+              <w:jc w:val="center"/>
             </w:pPr>
             <w:r>
               <w:rPr>
@@ -7206,7 +7206,7 @@
           <w:p>
             <w:pPr>
               <w:pStyle w:val="Compact"/>
-              <w:jc w:val="left"/>
+              <w:jc w:val="center"/>
             </w:pPr>
             <w:r>
               <w:rPr>
@@ -7240,7 +7240,7 @@
           <w:p>
             <w:pPr>
               <w:pStyle w:val="Compact"/>
-              <w:jc w:val="left"/>
+              <w:jc w:val="center"/>
             </w:pPr>
             <w:r>
               <w:rPr>
@@ -7273,7 +7273,7 @@
           <w:p>
             <w:pPr>
               <w:pStyle w:val="Compact"/>
-              <w:jc w:val="left"/>
+              <w:jc w:val="center"/>
             </w:pPr>
             <w:r>
               <w:rPr>
@@ -7303,7 +7303,7 @@
           <w:p>
             <w:pPr>
               <w:pStyle w:val="Compact"/>
-              <w:jc w:val="left"/>
+              <w:jc w:val="center"/>
             </w:pPr>
             <w:r>
               <w:rPr>
@@ -7349,7 +7349,7 @@
           <w:p>
             <w:pPr>
               <w:pStyle w:val="Compact"/>
-              <w:jc w:val="left"/>
+              <w:jc w:val="center"/>
             </w:pPr>
             <w:r>
               <w:rPr>
@@ -7376,7 +7376,7 @@
           <w:p>
             <w:pPr>
               <w:pStyle w:val="Compact"/>
-              <w:jc w:val="left"/>
+              <w:jc w:val="center"/>
             </w:pPr>
             <w:r>
               <w:rPr>
@@ -7408,7 +7408,7 @@
           <w:p>
             <w:pPr>
               <w:pStyle w:val="Compact"/>
-              <w:jc w:val="left"/>
+              <w:jc w:val="center"/>
             </w:pPr>
             <w:r>
               <w:rPr>
@@ -7448,7 +7448,7 @@
           <w:p>
             <w:pPr>
               <w:pStyle w:val="Compact"/>
-              <w:jc w:val="left"/>
+              <w:jc w:val="center"/>
             </w:pPr>
             <w:r>
               <w:rPr>
@@ -7475,7 +7475,7 @@
           <w:p>
             <w:pPr>
               <w:pStyle w:val="Compact"/>
-              <w:jc w:val="left"/>
+              <w:jc w:val="center"/>
             </w:pPr>
             <w:r>
               <w:rPr>
@@ -7507,7 +7507,7 @@
           <w:p>
             <w:pPr>
               <w:pStyle w:val="Compact"/>
-              <w:jc w:val="left"/>
+              <w:jc w:val="center"/>
             </w:pPr>
             <w:r>
               <w:rPr>
@@ -7541,7 +7541,7 @@
           <w:p>
             <w:pPr>
               <w:pStyle w:val="Compact"/>
-              <w:jc w:val="left"/>
+              <w:jc w:val="center"/>
             </w:pPr>
             <w:r>
               <w:rPr>
@@ -7568,7 +7568,7 @@
           <w:p>
             <w:pPr>
               <w:pStyle w:val="Compact"/>
-              <w:jc w:val="left"/>
+              <w:jc w:val="center"/>
             </w:pPr>
             <w:r>
               <w:rPr>
@@ -7598,7 +7598,7 @@
           <w:p>
             <w:pPr>
               <w:pStyle w:val="Compact"/>
-              <w:jc w:val="left"/>
+              <w:jc w:val="center"/>
             </w:pPr>
             <w:r>
               <w:rPr>
@@ -7632,7 +7632,7 @@
           <w:p>
             <w:pPr>
               <w:pStyle w:val="Compact"/>
-              <w:jc w:val="left"/>
+              <w:jc w:val="center"/>
             </w:pPr>
             <w:r>
               <w:rPr>
@@ -7653,7 +7653,7 @@
           <w:p>
             <w:pPr>
               <w:pStyle w:val="Compact"/>
-              <w:jc w:val="left"/>
+              <w:jc w:val="center"/>
             </w:pPr>
             <w:r>
               <w:rPr>
@@ -7683,7 +7683,7 @@
           <w:p>
             <w:pPr>
               <w:pStyle w:val="Compact"/>
-              <w:jc w:val="left"/>
+              <w:jc w:val="center"/>
             </w:pPr>
             <w:r>
               <w:rPr>
@@ -7717,7 +7717,7 @@
           <w:p>
             <w:pPr>
               <w:pStyle w:val="Compact"/>
-              <w:jc w:val="left"/>
+              <w:jc w:val="center"/>
             </w:pPr>
             <w:r>
               <w:rPr>
@@ -7732,7 +7732,7 @@
           <w:p>
             <w:pPr>
               <w:pStyle w:val="Compact"/>
-              <w:jc w:val="left"/>
+              <w:jc w:val="center"/>
             </w:pPr>
             <w:r>
               <w:rPr>
@@ -7762,7 +7762,7 @@
           <w:p>
             <w:pPr>
               <w:pStyle w:val="Compact"/>
-              <w:jc w:val="left"/>
+              <w:jc w:val="center"/>
             </w:pPr>
             <w:r>
               <w:rPr>
@@ -7775,7 +7775,7 @@
       </w:tr>
     </w:tbl>
     <w:bookmarkEnd w:id="23"/>
-    <w:bookmarkStart w:id="24" w:name="卡宾单线态-vs-三线态竞赛最高频考点"/>
+    <w:bookmarkStart w:id="27" w:name="卡宾单线态-vs-三线态竞赛最高频考点"/>
     <w:p>
       <w:pPr>
         <w:pStyle w:val="Heading3"/>
@@ -7797,6 +7797,115 @@
           <w:rFonts w:hint="eastAsia" w:eastAsia="SimHei" w:ascii="Times New Roman" w:hAnsi="Times New Roman"/>
         </w:rPr>
         <w:t xml:space="preserve">三线态——竞赛最高频考点</w:t>
+      </w:r>
+    </w:p>
+    <w:p>
+      <w:pPr>
+        <w:pStyle w:val="FirstParagraph"/>
+        <w:jc w:val="center"/>
+      </w:pPr>
+      <w:r>
+        <w:rPr>
+          <w:b w:val="0"/>
+          <w:i w:val="0"/>
+          <w:sz w:val="21"/>
+        </w:rPr>
+        <w:drawing>
+          <wp:inline>
+            <wp:extent cx="3810000" cy="2540000"/>
+            <wp:effectExtent b="0" l="0" r="0" t="0"/>
+            <wp:docPr descr="卡宾的电子结构——单线态与三线态的轨道排布" title="" id="25" name="Picture"/>
+            <a:graphic>
+              <a:graphicData uri="http://schemas.openxmlformats.org/drawingml/2006/picture">
+                <pic:pic>
+                  <pic:nvPicPr>
+                    <pic:cNvPr descr="media/carbene.png" id="26" name="Picture"/>
+                    <pic:cNvPicPr>
+                      <a:picLocks noChangeArrowheads="1" noChangeAspect="1"/>
+                    </pic:cNvPicPr>
+                  </pic:nvPicPr>
+                  <pic:blipFill>
+                    <a:blip r:embed="rId24"/>
+                    <a:stretch>
+                      <a:fillRect/>
+                    </a:stretch>
+                  </pic:blipFill>
+                  <pic:spPr bwMode="auto">
+                    <a:xfrm>
+                      <a:off x="0" y="0"/>
+                      <a:ext cx="3810000" cy="2540000"/>
+                    </a:xfrm>
+                    <a:prstGeom prst="rect">
+                      <a:avLst/>
+                    </a:prstGeom>
+                    <a:noFill/>
+                    <a:ln w="9525">
+                      <a:noFill/>
+                      <a:headEnd/>
+                      <a:tailEnd/>
+                    </a:ln>
+                  </pic:spPr>
+                </pic:pic>
+              </a:graphicData>
+            </a:graphic>
+          </wp:inline>
+        </w:drawing>
+      </w:r>
+      <w:r>
+        <w:rPr>
+          <w:b w:val="0"/>
+          <w:i w:val="0"/>
+          <w:sz w:val="21"/>
+        </w:rPr>
+        <w:t xml:space="preserve"> </w:t>
+      </w:r>
+      <w:r>
+        <w:rPr>
+          <w:rFonts w:hint="eastAsia" w:eastAsia="FangSong" w:ascii="Times New Roman" w:hAnsi="Times New Roman"/>
+          <w:b w:val="0"/>
+          <w:i w:val="0"/>
+          <w:iCs/>
+          <w:sz w:val="21"/>
+        </w:rPr>
+        <w:t xml:space="preserve">图</w:t>
+      </w:r>
+      <w:r>
+        <w:rPr>
+          <w:b w:val="0"/>
+          <w:i w:val="0"/>
+          <w:iCs/>
+          <w:sz w:val="21"/>
+        </w:rPr>
+        <w:t xml:space="preserve"> </w:t>
+      </w:r>
+      <w:r>
+        <w:rPr>
+          <w:rFonts w:hint="eastAsia" w:eastAsia="FangSong" w:ascii="Times New Roman" w:hAnsi="Times New Roman"/>
+          <w:b w:val="0"/>
+          <w:i w:val="0"/>
+          <w:iCs/>
+          <w:sz w:val="21"/>
+        </w:rPr>
+        <w:t xml:space="preserve">卡宾（Carbene）的两种电子状态。单线态卡宾（Singlet）的未共用电子成对占据一个轨道，另一个轨道为空，表现为亲电性；三线态卡宾（Triplet）的两个电子分别占据不同轨道且自旋平行，表现为双自由基行为。两种状态在环丙烷化反应中给出不同的立体化学结果（Wikimedia</w:t>
+      </w:r>
+      <w:r>
+        <w:rPr>
+          <w:b w:val="0"/>
+          <w:i w:val="0"/>
+          <w:iCs/>
+          <w:sz w:val="21"/>
+        </w:rPr>
+        <w:t xml:space="preserve"> </w:t>
+      </w:r>
+      <w:r>
+        <w:rPr>
+          <w:rFonts w:hint="eastAsia" w:eastAsia="FangSong" w:ascii="Times New Roman" w:hAnsi="Times New Roman"/>
+          <w:b w:val="0"/>
+          <w:i w:val="0"/>
+          <w:iCs/>
+          <w:sz w:val="21"/>
+        </w:rPr>
+        <w:t xml:space="preserve">Commons）</w:t>
       </w:r>
     </w:p>
     <w:tbl>
@@ -7836,7 +7945,7 @@
           <w:p>
             <w:pPr>
               <w:pStyle w:val="Compact"/>
-              <w:jc w:val="left"/>
+              <w:jc w:val="center"/>
             </w:pPr>
             <w:r>
               <w:rPr>
@@ -7852,7 +7961,7 @@
           <w:p>
             <w:pPr>
               <w:pStyle w:val="Compact"/>
-              <w:jc w:val="left"/>
+              <w:jc w:val="center"/>
             </w:pPr>
             <w:r>
               <w:rPr>
@@ -7887,7 +7996,7 @@
           <w:p>
             <w:pPr>
               <w:pStyle w:val="Compact"/>
-              <w:jc w:val="left"/>
+              <w:jc w:val="center"/>
             </w:pPr>
             <w:r>
               <w:rPr>
@@ -7902,7 +8011,7 @@
           <w:p>
             <w:pPr>
               <w:pStyle w:val="Compact"/>
-              <w:jc w:val="left"/>
+              <w:jc w:val="center"/>
             </w:pPr>
             <w:r>
               <w:rPr>
@@ -7942,7 +8051,7 @@
           <w:p>
             <w:pPr>
               <w:pStyle w:val="Compact"/>
-              <w:jc w:val="left"/>
+              <w:jc w:val="center"/>
             </w:pPr>
             <w:r>
               <w:rPr>
@@ -7957,7 +8066,7 @@
           <w:p>
             <w:pPr>
               <w:pStyle w:val="Compact"/>
-              <w:jc w:val="left"/>
+              <w:jc w:val="center"/>
             </w:pPr>
             <w:r>
               <w:rPr>
@@ -8011,7 +8120,7 @@
           <w:p>
             <w:pPr>
               <w:pStyle w:val="Compact"/>
-              <w:jc w:val="left"/>
+              <w:jc w:val="center"/>
             </w:pPr>
             <w:r>
               <w:rPr>
@@ -8026,7 +8135,7 @@
           <w:p>
             <w:pPr>
               <w:pStyle w:val="Compact"/>
-              <w:jc w:val="left"/>
+              <w:jc w:val="center"/>
             </w:pPr>
             <w:r>
               <w:rPr>
@@ -8068,7 +8177,7 @@
           <w:p>
             <w:pPr>
               <w:pStyle w:val="Compact"/>
-              <w:jc w:val="left"/>
+              <w:jc w:val="center"/>
             </w:pPr>
             <w:r>
               <w:rPr>
@@ -8089,7 +8198,7 @@
           <w:p>
             <w:pPr>
               <w:pStyle w:val="Compact"/>
-              <w:jc w:val="left"/>
+              <w:jc w:val="center"/>
             </w:pPr>
             <w:r>
               <w:rPr>
@@ -8137,7 +8246,7 @@
           <w:p>
             <w:pPr>
               <w:pStyle w:val="Compact"/>
-              <w:jc w:val="left"/>
+              <w:jc w:val="center"/>
             </w:pPr>
             <w:r>
               <w:rPr>
@@ -8152,7 +8261,7 @@
           <w:p>
             <w:pPr>
               <w:pStyle w:val="Compact"/>
-              <w:jc w:val="left"/>
+              <w:jc w:val="center"/>
             </w:pPr>
             <w:r>
               <w:rPr>
@@ -8186,7 +8295,7 @@
           <w:p>
             <w:pPr>
               <w:pStyle w:val="Compact"/>
-              <w:jc w:val="left"/>
+              <w:jc w:val="center"/>
             </w:pPr>
             <w:r>
               <w:rPr>
@@ -8201,7 +8310,7 @@
           <w:p>
             <w:pPr>
               <w:pStyle w:val="Compact"/>
-              <w:jc w:val="left"/>
+              <w:jc w:val="center"/>
             </w:pPr>
             <w:r>
               <w:rPr>
@@ -8235,7 +8344,7 @@
           <w:p>
             <w:pPr>
               <w:pStyle w:val="Compact"/>
-              <w:jc w:val="left"/>
+              <w:jc w:val="center"/>
             </w:pPr>
             <w:r>
               <w:rPr>
@@ -8250,7 +8359,7 @@
           <w:p>
             <w:pPr>
               <w:pStyle w:val="Compact"/>
-              <w:jc w:val="left"/>
+              <w:jc w:val="center"/>
             </w:pPr>
             <w:r>
               <w:rPr>
@@ -8544,8 +8653,8 @@
         <w:t xml:space="preserve">（有信号=三线态）。</w:t>
       </w:r>
     </w:p>
-    <w:bookmarkEnd w:id="24"/>
-    <w:bookmarkStart w:id="25" w:name="芳炔的区域选择性"/>
+    <w:bookmarkEnd w:id="27"/>
+    <w:bookmarkStart w:id="28" w:name="芳炔的区域选择性"/>
     <w:p>
       <w:pPr>
         <w:pStyle w:val="Heading3"/>
@@ -8858,9 +8967,9 @@
         </w:pict>
       </w:r>
     </w:p>
-    <w:bookmarkEnd w:id="25"/>
-    <w:bookmarkEnd w:id="26"/>
-    <w:bookmarkStart w:id="33" w:name="五典型例题"/>
+    <w:bookmarkEnd w:id="28"/>
+    <w:bookmarkEnd w:id="29"/>
+    <w:bookmarkStart w:id="36" w:name="五典型例题"/>
     <w:p>
       <w:pPr>
         <w:pStyle w:val="Heading2"/>
@@ -8872,7 +8981,7 @@
         <w:t xml:space="preserve">五、典型例题</w:t>
       </w:r>
     </w:p>
-    <w:bookmarkStart w:id="27" w:name="例1-hammett-数据分析从-r-反推过渡态结构"/>
+    <w:bookmarkStart w:id="30" w:name="例1-hammett-数据分析从-r-反推过渡态结构"/>
     <w:p>
       <w:pPr>
         <w:pStyle w:val="Heading3"/>
@@ -9599,8 +9708,8 @@
         </w:pict>
       </w:r>
     </w:p>
-    <w:bookmarkEnd w:id="27"/>
-    <w:bookmarkStart w:id="28" w:name="例2-kie-推理从同位素效应锁定速控步"/>
+    <w:bookmarkEnd w:id="30"/>
+    <w:bookmarkStart w:id="31" w:name="例2-kie-推理从同位素效应锁定速控步"/>
     <w:p>
       <w:pPr>
         <w:pStyle w:val="Heading3"/>
@@ -10195,8 +10304,8 @@
         </w:pict>
       </w:r>
     </w:p>
-    <w:bookmarkEnd w:id="28"/>
-    <w:bookmarkStart w:id="29" w:name="例3-curtin-hammett-构象分析选择性冲突题"/>
+    <w:bookmarkEnd w:id="31"/>
+    <w:bookmarkStart w:id="32" w:name="例3-curtin-hammett-构象分析选择性冲突题"/>
     <w:p>
       <w:pPr>
         <w:pStyle w:val="Heading3"/>
@@ -10759,8 +10868,8 @@
         </w:pict>
       </w:r>
     </w:p>
-    <w:bookmarkEnd w:id="29"/>
-    <w:bookmarkStart w:id="30" w:name="例4-fmo-推导电环化反应的立体化学"/>
+    <w:bookmarkEnd w:id="32"/>
+    <w:bookmarkStart w:id="33" w:name="例4-fmo-推导电环化反应的立体化学"/>
     <w:p>
       <w:pPr>
         <w:pStyle w:val="Heading3"/>
@@ -11443,8 +11552,8 @@
         </w:pict>
       </w:r>
     </w:p>
-    <w:bookmarkEnd w:id="30"/>
-    <w:bookmarkStart w:id="31" w:name="例5-卡宾单线态-vs-三线态立体化学区分"/>
+    <w:bookmarkEnd w:id="33"/>
+    <w:bookmarkStart w:id="34" w:name="例5-卡宾单线态-vs-三线态立体化学区分"/>
     <w:p>
       <w:pPr>
         <w:pStyle w:val="Heading3"/>
@@ -11995,8 +12104,8 @@
         </w:pict>
       </w:r>
     </w:p>
-    <w:bookmarkEnd w:id="31"/>
-    <w:bookmarkStart w:id="32" w:name="例6-综合物理有机工具联合判断"/>
+    <w:bookmarkEnd w:id="34"/>
+    <w:bookmarkStart w:id="35" w:name="例6-综合物理有机工具联合判断"/>
     <w:p>
       <w:pPr>
         <w:pStyle w:val="Heading3"/>
@@ -13234,9 +13343,9 @@
         </w:pict>
       </w:r>
     </w:p>
-    <w:bookmarkEnd w:id="32"/>
-    <w:bookmarkEnd w:id="33"/>
-    <w:bookmarkStart w:id="34" w:name="六常见误区汇总"/>
+    <w:bookmarkEnd w:id="35"/>
+    <w:bookmarkEnd w:id="36"/>
+    <w:bookmarkStart w:id="37" w:name="六常见误区汇总"/>
     <w:p>
       <w:pPr>
         <w:pStyle w:val="Heading2"/>
@@ -13631,8 +13740,8 @@
         </w:pict>
       </w:r>
     </w:p>
-    <w:bookmarkEnd w:id="34"/>
-    <w:bookmarkStart w:id="35" w:name="七方法总结物理有机机理判断三步法"/>
+    <w:bookmarkEnd w:id="37"/>
+    <w:bookmarkStart w:id="38" w:name="七方法总结物理有机机理判断三步法"/>
     <w:p>
       <w:pPr>
         <w:pStyle w:val="Heading2"/>
@@ -14530,8 +14639,8 @@
         </w:pict>
       </w:r>
     </w:p>
-    <w:bookmarkEnd w:id="35"/>
-    <w:bookmarkStart w:id="39" w:name="八核心速查卡"/>
+    <w:bookmarkEnd w:id="38"/>
+    <w:bookmarkStart w:id="42" w:name="八核心速查卡"/>
     <w:p>
       <w:pPr>
         <w:pStyle w:val="Heading2"/>
@@ -14543,7 +14652,7 @@
         <w:t xml:space="preserve">八、核心速查卡</w:t>
       </w:r>
     </w:p>
-    <w:bookmarkStart w:id="36" w:name="物理有机工具速查"/>
+    <w:bookmarkStart w:id="39" w:name="物理有机工具速查"/>
     <w:p>
       <w:pPr>
         <w:pStyle w:val="Heading3"/>
@@ -14575,7 +14684,7 @@
           <w:p>
             <w:pPr>
               <w:pStyle w:val="Compact"/>
-              <w:jc w:val="left"/>
+              <w:jc w:val="center"/>
             </w:pPr>
             <w:r>
               <w:rPr>
@@ -14591,7 +14700,7 @@
           <w:p>
             <w:pPr>
               <w:pStyle w:val="Compact"/>
-              <w:jc w:val="left"/>
+              <w:jc w:val="center"/>
             </w:pPr>
             <w:r>
               <w:rPr>
@@ -14607,7 +14716,7 @@
           <w:p>
             <w:pPr>
               <w:pStyle w:val="Compact"/>
-              <w:jc w:val="left"/>
+              <w:jc w:val="center"/>
             </w:pPr>
             <w:r>
               <w:rPr>
@@ -14625,7 +14734,7 @@
           <w:p>
             <w:pPr>
               <w:pStyle w:val="Compact"/>
-              <w:jc w:val="left"/>
+              <w:jc w:val="center"/>
             </w:pPr>
             <w:r>
               <w:rPr>
@@ -14642,7 +14751,7 @@
           <w:p>
             <w:pPr>
               <w:pStyle w:val="Compact"/>
-              <w:jc w:val="left"/>
+              <w:jc w:val="center"/>
             </w:pPr>
             <w:r>
               <w:rPr>
@@ -14663,7 +14772,7 @@
           <w:p>
             <w:pPr>
               <w:pStyle w:val="Compact"/>
-              <w:jc w:val="left"/>
+              <w:jc w:val="center"/>
             </w:pPr>
             <w:r>
               <w:rPr>
@@ -14680,7 +14789,7 @@
           <w:p>
             <w:pPr>
               <w:pStyle w:val="Compact"/>
-              <w:jc w:val="left"/>
+              <w:jc w:val="center"/>
             </w:pPr>
             <w:r>
               <w:rPr>
@@ -14697,7 +14806,7 @@
           <w:p>
             <w:pPr>
               <w:pStyle w:val="Compact"/>
-              <w:jc w:val="left"/>
+              <w:jc w:val="center"/>
             </w:pPr>
             <w:r>
               <w:rPr>
@@ -14712,7 +14821,7 @@
           <w:p>
             <w:pPr>
               <w:pStyle w:val="Compact"/>
-              <w:jc w:val="left"/>
+              <w:jc w:val="center"/>
             </w:pPr>
             <w:r>
               <w:rPr>
@@ -14735,7 +14844,7 @@
           <w:p>
             <w:pPr>
               <w:pStyle w:val="Compact"/>
-              <w:jc w:val="left"/>
+              <w:jc w:val="center"/>
             </w:pPr>
             <w:r>
               <w:rPr>
@@ -14760,7 +14869,7 @@
           <w:p>
             <w:pPr>
               <w:pStyle w:val="Compact"/>
-              <w:jc w:val="left"/>
+              <w:jc w:val="center"/>
             </w:pPr>
             <w:r>
               <w:rPr>
@@ -14793,7 +14902,7 @@
           <w:p>
             <w:pPr>
               <w:pStyle w:val="Compact"/>
-              <w:jc w:val="left"/>
+              <w:jc w:val="center"/>
             </w:pPr>
             <w:r>
               <w:rPr>
@@ -14810,7 +14919,7 @@
           <w:p>
             <w:pPr>
               <w:pStyle w:val="Compact"/>
-              <w:jc w:val="left"/>
+              <w:jc w:val="center"/>
             </w:pPr>
             <w:r>
               <w:rPr>
@@ -14835,7 +14944,7 @@
           <w:p>
             <w:pPr>
               <w:pStyle w:val="Compact"/>
-              <w:jc w:val="left"/>
+              <w:jc w:val="center"/>
             </w:pPr>
             <w:r>
               <w:rPr>
@@ -14850,7 +14959,7 @@
           <w:p>
             <w:pPr>
               <w:pStyle w:val="Compact"/>
-              <w:jc w:val="left"/>
+              <w:jc w:val="center"/>
             </w:pPr>
             <w:r>
               <w:rPr>
@@ -14867,7 +14976,7 @@
           <w:p>
             <w:pPr>
               <w:pStyle w:val="Compact"/>
-              <w:jc w:val="left"/>
+              <w:jc w:val="center"/>
             </w:pPr>
             <w:r>
               <w:rPr>
@@ -14892,7 +15001,7 @@
           <w:p>
             <w:pPr>
               <w:pStyle w:val="Compact"/>
-              <w:jc w:val="left"/>
+              <w:jc w:val="center"/>
             </w:pPr>
             <w:r>
               <w:rPr>
@@ -14907,7 +15016,7 @@
           <w:p>
             <w:pPr>
               <w:pStyle w:val="Compact"/>
-              <w:jc w:val="left"/>
+              <w:jc w:val="center"/>
             </w:pPr>
             <w:r>
               <w:rPr>
@@ -14930,7 +15039,7 @@
           <w:p>
             <w:pPr>
               <w:pStyle w:val="Compact"/>
-              <w:jc w:val="left"/>
+              <w:jc w:val="center"/>
             </w:pPr>
             <w:r>
               <w:rPr>
@@ -14947,7 +15056,7 @@
           <w:p>
             <w:pPr>
               <w:pStyle w:val="Compact"/>
-              <w:jc w:val="left"/>
+              <w:jc w:val="center"/>
             </w:pPr>
             <w:r>
               <w:rPr>
@@ -14962,7 +15071,7 @@
           <w:p>
             <w:pPr>
               <w:pStyle w:val="Compact"/>
-              <w:jc w:val="left"/>
+              <w:jc w:val="center"/>
             </w:pPr>
             <w:r>
               <w:rPr>
@@ -14985,7 +15094,7 @@
           <w:p>
             <w:pPr>
               <w:pStyle w:val="Compact"/>
-              <w:jc w:val="left"/>
+              <w:jc w:val="center"/>
             </w:pPr>
             <w:r>
               <w:rPr>
@@ -15002,7 +15111,7 @@
           <w:p>
             <w:pPr>
               <w:pStyle w:val="Compact"/>
-              <w:jc w:val="left"/>
+              <w:jc w:val="center"/>
             </w:pPr>
             <w:r>
               <w:rPr>
@@ -15017,7 +15126,7 @@
           <w:p>
             <w:pPr>
               <w:pStyle w:val="Compact"/>
-              <w:jc w:val="left"/>
+              <w:jc w:val="center"/>
             </w:pPr>
             <w:r>
               <w:rPr>
@@ -15029,8 +15138,8 @@
         </w:tc>
       </w:tr>
     </w:tbl>
-    <w:bookmarkEnd w:id="36"/>
-    <w:bookmarkStart w:id="37" w:name="六种活性中间体速查"/>
+    <w:bookmarkEnd w:id="39"/>
+    <w:bookmarkStart w:id="40" w:name="六种活性中间体速查"/>
     <w:p>
       <w:pPr>
         <w:pStyle w:val="Heading3"/>
@@ -15062,7 +15171,7 @@
           <w:p>
             <w:pPr>
               <w:pStyle w:val="Compact"/>
-              <w:jc w:val="left"/>
+              <w:jc w:val="center"/>
             </w:pPr>
             <w:r>
               <w:rPr>
@@ -15078,7 +15187,7 @@
           <w:p>
             <w:pPr>
               <w:pStyle w:val="Compact"/>
-              <w:jc w:val="left"/>
+              <w:jc w:val="center"/>
             </w:pPr>
             <w:r>
               <w:rPr>
@@ -15112,7 +15221,7 @@
           <w:p>
             <w:pPr>
               <w:pStyle w:val="Compact"/>
-              <w:jc w:val="left"/>
+              <w:jc w:val="center"/>
             </w:pPr>
             <w:r>
               <w:rPr>
@@ -15127,7 +15236,7 @@
           <w:p>
             <w:pPr>
               <w:pStyle w:val="Compact"/>
-              <w:jc w:val="left"/>
+              <w:jc w:val="center"/>
             </w:pPr>
             <w:r>
               <w:rPr>
@@ -15159,7 +15268,7 @@
           <w:p>
             <w:pPr>
               <w:pStyle w:val="Compact"/>
-              <w:jc w:val="left"/>
+              <w:jc w:val="center"/>
             </w:pPr>
             <w:r>
               <w:rPr>
@@ -15174,7 +15283,7 @@
           <w:p>
             <w:pPr>
               <w:pStyle w:val="Compact"/>
-              <w:jc w:val="left"/>
+              <w:jc w:val="center"/>
             </w:pPr>
             <w:r>
               <w:rPr>
@@ -15212,7 +15321,7 @@
           <w:p>
             <w:pPr>
               <w:pStyle w:val="Compact"/>
-              <w:jc w:val="left"/>
+              <w:jc w:val="center"/>
             </w:pPr>
             <w:r>
               <w:rPr>
@@ -15227,7 +15336,7 @@
           <w:p>
             <w:pPr>
               <w:pStyle w:val="Compact"/>
-              <w:jc w:val="left"/>
+              <w:jc w:val="center"/>
             </w:pPr>
             <w:r>
               <w:rPr>
@@ -15271,7 +15380,7 @@
           <w:p>
             <w:pPr>
               <w:pStyle w:val="Compact"/>
-              <w:jc w:val="left"/>
+              <w:jc w:val="center"/>
             </w:pPr>
             <w:r>
               <w:rPr>
@@ -15286,7 +15395,7 @@
           <w:p>
             <w:pPr>
               <w:pStyle w:val="Compact"/>
-              <w:jc w:val="left"/>
+              <w:jc w:val="center"/>
             </w:pPr>
             <w:r>
               <w:rPr>
@@ -15330,7 +15439,7 @@
           <w:p>
             <w:pPr>
               <w:pStyle w:val="Compact"/>
-              <w:jc w:val="left"/>
+              <w:jc w:val="center"/>
             </w:pPr>
             <w:r>
               <w:rPr>
@@ -15345,7 +15454,7 @@
           <w:p>
             <w:pPr>
               <w:pStyle w:val="Compact"/>
-              <w:jc w:val="left"/>
+              <w:jc w:val="center"/>
             </w:pPr>
             <w:r>
               <w:rPr>
@@ -15407,7 +15516,7 @@
           <w:p>
             <w:pPr>
               <w:pStyle w:val="Compact"/>
-              <w:jc w:val="left"/>
+              <w:jc w:val="center"/>
             </w:pPr>
             <w:r>
               <w:rPr>
@@ -15422,7 +15531,7 @@
           <w:p>
             <w:pPr>
               <w:pStyle w:val="Compact"/>
-              <w:jc w:val="left"/>
+              <w:jc w:val="center"/>
             </w:pPr>
             <w:r>
               <w:rPr>
@@ -15449,8 +15558,8 @@
         </w:tc>
       </w:tr>
     </w:tbl>
-    <w:bookmarkEnd w:id="37"/>
-    <w:bookmarkStart w:id="38" w:name="fmo-推导周环速查"/>
+    <w:bookmarkEnd w:id="40"/>
+    <w:bookmarkStart w:id="41" w:name="fmo-推导周环速查"/>
     <w:p>
       <w:pPr>
         <w:pStyle w:val="Heading3"/>
@@ -15518,7 +15627,7 @@
           <w:p>
             <w:pPr>
               <w:pStyle w:val="Compact"/>
-              <w:jc w:val="left"/>
+              <w:jc w:val="center"/>
             </w:pPr>
             <w:r>
               <w:rPr>
@@ -15534,7 +15643,7 @@
           <w:p>
             <w:pPr>
               <w:pStyle w:val="Compact"/>
-              <w:jc w:val="left"/>
+              <w:jc w:val="center"/>
             </w:pPr>
             <w:r>
               <w:rPr>
@@ -15582,7 +15691,7 @@
           <w:p>
             <w:pPr>
               <w:pStyle w:val="Compact"/>
-              <w:jc w:val="left"/>
+              <w:jc w:val="center"/>
             </w:pPr>
             <w:r>
               <w:rPr>
@@ -15597,7 +15706,7 @@
           <w:p>
             <w:pPr>
               <w:pStyle w:val="Compact"/>
-              <w:jc w:val="left"/>
+              <w:jc w:val="center"/>
             </w:pPr>
             <w:r>
               <w:rPr>
@@ -15644,7 +15753,7 @@
           <w:p>
             <w:pPr>
               <w:pStyle w:val="Compact"/>
-              <w:jc w:val="left"/>
+              <w:jc w:val="center"/>
             </w:pPr>
             <w:r>
               <w:rPr>
@@ -15659,7 +15768,7 @@
           <w:p>
             <w:pPr>
               <w:pStyle w:val="Compact"/>
-              <w:jc w:val="left"/>
+              <w:jc w:val="center"/>
             </w:pPr>
             <w:r>
               <w:rPr>
@@ -15706,7 +15815,7 @@
           <w:p>
             <w:pPr>
               <w:pStyle w:val="Compact"/>
-              <w:jc w:val="left"/>
+              <w:jc w:val="center"/>
             </w:pPr>
             <w:r>
               <w:rPr>
@@ -15733,7 +15842,7 @@
           <w:p>
             <w:pPr>
               <w:pStyle w:val="Compact"/>
-              <w:jc w:val="left"/>
+              <w:jc w:val="center"/>
             </w:pPr>
             <w:r>
               <w:rPr>
@@ -15780,7 +15889,7 @@
           <w:p>
             <w:pPr>
               <w:pStyle w:val="Compact"/>
-              <w:jc w:val="left"/>
+              <w:jc w:val="center"/>
             </w:pPr>
             <w:r>
               <w:rPr>
@@ -15795,7 +15904,7 @@
           <w:p>
             <w:pPr>
               <w:pStyle w:val="Compact"/>
-              <w:jc w:val="left"/>
+              <w:jc w:val="center"/>
             </w:pPr>
             <w:r>
               <w:rPr>
@@ -15848,7 +15957,7 @@
           <w:p>
             <w:pPr>
               <w:pStyle w:val="Compact"/>
-              <w:jc w:val="left"/>
+              <w:jc w:val="center"/>
             </w:pPr>
             <w:r>
               <w:rPr>
@@ -15863,7 +15972,7 @@
           <w:p>
             <w:pPr>
               <w:pStyle w:val="Compact"/>
-              <w:jc w:val="left"/>
+              <w:jc w:val="center"/>
             </w:pPr>
             <w:r>
               <w:rPr>
@@ -15882,9 +15991,9 @@
         </w:pict>
       </w:r>
     </w:p>
-    <w:bookmarkEnd w:id="38"/>
-    <w:bookmarkEnd w:id="39"/>
-    <w:bookmarkStart w:id="43" w:name="九练习题"/>
+    <w:bookmarkEnd w:id="41"/>
+    <w:bookmarkEnd w:id="42"/>
+    <w:bookmarkStart w:id="46" w:name="九练习题"/>
     <w:p>
       <w:pPr>
         <w:pStyle w:val="Heading2"/>
@@ -15896,7 +16005,7 @@
         <w:t xml:space="preserve">九、练习题</w:t>
       </w:r>
     </w:p>
-    <w:bookmarkStart w:id="40" w:name="基础巩固"/>
+    <w:bookmarkStart w:id="43" w:name="基础巩固"/>
     <w:p>
       <w:pPr>
         <w:pStyle w:val="Heading3"/>
@@ -16025,8 +16134,8 @@
         <w:t xml:space="preserve">条件下，增加优势构象的比例是否一定增加该构象产物的比例？为什么？</w:t>
       </w:r>
     </w:p>
-    <w:bookmarkEnd w:id="40"/>
-    <w:bookmarkStart w:id="41" w:name="提高训练"/>
+    <w:bookmarkEnd w:id="43"/>
+    <w:bookmarkStart w:id="44" w:name="提高训练"/>
     <w:p>
       <w:pPr>
         <w:pStyle w:val="Heading3"/>
@@ -16236,8 +16345,8 @@
         <w:t xml:space="preserve">k_rxn）</w:t>
       </w:r>
     </w:p>
-    <w:bookmarkEnd w:id="41"/>
-    <w:bookmarkStart w:id="42" w:name="综合挑战"/>
+    <w:bookmarkEnd w:id="44"/>
+    <w:bookmarkStart w:id="45" w:name="综合挑战"/>
     <w:p>
       <w:pPr>
         <w:pStyle w:val="Heading3"/>
@@ -16580,9 +16689,9 @@
         </w:pict>
       </w:r>
     </w:p>
-    <w:bookmarkEnd w:id="42"/>
-    <w:bookmarkEnd w:id="43"/>
-    <w:bookmarkStart w:id="44" w:name="参考答案"/>
+    <w:bookmarkEnd w:id="45"/>
+    <w:bookmarkEnd w:id="46"/>
+    <w:bookmarkStart w:id="47" w:name="参考答案"/>
     <w:p>
       <w:pPr>
         <w:pStyle w:val="Heading2"/>
@@ -17233,8 +17342,8 @@
         </w:pict>
       </w:r>
     </w:p>
-    <w:bookmarkEnd w:id="44"/>
-    <w:bookmarkStart w:id="45" w:name="十跨专题连接"/>
+    <w:bookmarkEnd w:id="47"/>
+    <w:bookmarkStart w:id="48" w:name="十跨专题连接"/>
     <w:p>
       <w:pPr>
         <w:pStyle w:val="Heading2"/>
@@ -17481,8 +17590,8 @@
         </w:pict>
       </w:r>
     </w:p>
-    <w:bookmarkEnd w:id="45"/>
-    <w:bookmarkEnd w:id="46"/>
+    <w:bookmarkEnd w:id="48"/>
+    <w:bookmarkEnd w:id="49"/>
     <w:sectPr>
       <w:footerReference w:type="default" r:id="rId9"/>
       <w:footnotePr>
